--- a/design/items/items-and-crafting.docx
+++ b/design/items/items-and-crafting.docx
@@ -946,10 +946,7 @@
         <w:t xml:space="preserve">Longsword (Common) Damage: </w:t>
       </w:r>
       <w:r>
-        <w:t>Brawn</w:t>
-      </w:r>
-      <w:r>
-        <w:t xml:space="preserve"> </w:t>
+        <w:t xml:space="preserve">Brawn </w:t>
       </w:r>
       <w:r>
         <w:t xml:space="preserve">+ </w:t>
@@ -1121,19 +1118,13 @@
         <w:t xml:space="preserve">n iron </w:t>
       </w:r>
       <w:r>
-        <w:t>Hunting Knife</w:t>
-      </w:r>
-      <w:r>
-        <w:t xml:space="preserve"> </w:t>
+        <w:t xml:space="preserve">Hunting Knife </w:t>
       </w:r>
       <w:r>
         <w:t xml:space="preserve">is 1D6 and a steel </w:t>
       </w:r>
       <w:r>
-        <w:t>Hunting Knife</w:t>
-      </w:r>
-      <w:r>
-        <w:t xml:space="preserve"> </w:t>
+        <w:t xml:space="preserve">Hunting Knife </w:t>
       </w:r>
       <w:r>
         <w:t>is 1D8.</w:t>
@@ -3464,7 +3455,17 @@
         <w:t>" from the junk items to the scaling weapons. The player will have been finding T2 junk items, and uncommon ones, when scaling weapons start showing up in loot.</w:t>
       </w:r>
     </w:p>
-    <w:p/>
+    <w:p>
+      <w:r>
+        <w:br w:type="page"/>
+      </w:r>
+    </w:p>
+    <w:p>
+      <w:r>
+        <w:lastRenderedPageBreak/>
+        <w:t>Crafting Items</w:t>
+      </w:r>
+    </w:p>
     <w:sectPr>
       <w:type w:val="continuous"/>
       <w:pgSz w:w="12240" w:h="15840"/>

--- a/design/items/items-and-crafting.docx
+++ b/design/items/items-and-crafting.docx
@@ -1850,9 +1850,6 @@
       <w:r>
         <w:t>Ideas: Throwing axes (slashing)</w:t>
       </w:r>
-      <w:r>
-        <w:t xml:space="preserve">, </w:t>
-      </w:r>
     </w:p>
     <w:p>
       <w:r>
@@ -1900,7 +1897,13 @@
     </w:p>
     <w:p>
       <w:r>
-        <w:t xml:space="preserve">Each area should have some flavored </w:t>
+        <w:t xml:space="preserve">Each area should have some </w:t>
+      </w:r>
+      <w:r>
+        <w:t>named</w:t>
+      </w:r>
+      <w:r>
+        <w:t xml:space="preserve"> </w:t>
       </w:r>
       <w:r>
         <w:t>apparel items</w:t>
@@ -1910,6 +1913,15 @@
       </w:r>
       <w:r>
         <w:t xml:space="preserve"> "Oh yeah, I'm wearing X that I got from defeating the boss in Y" is a cool feeling and the game should chase that.</w:t>
+      </w:r>
+      <w:r>
+        <w:t xml:space="preserve"> They should have specialties, like resistance to fire, cold, </w:t>
+      </w:r>
+      <w:r>
+        <w:t>extra</w:t>
+      </w:r>
+      <w:r>
+        <w:t xml:space="preserve"> guard, etc.</w:t>
       </w:r>
     </w:p>
     <w:p>
@@ -1927,7 +1939,13 @@
     </w:p>
     <w:p>
       <w:r>
-        <w:t xml:space="preserve">Splitting armor types up into </w:t>
+        <w:t>Splitting armor types up into</w:t>
+      </w:r>
+      <w:r>
+        <w:t xml:space="preserve"> just</w:t>
+      </w:r>
+      <w:r>
+        <w:t xml:space="preserve"> </w:t>
       </w:r>
       <w:r>
         <w:t xml:space="preserve">two categories instead of </w:t>
@@ -2665,7 +2683,7 @@
                 <w:i w:val="0"/>
                 <w:iCs w:val="0"/>
               </w:rPr>
-              <w:t>Non-scaling</w:t>
+              <w:t>Scaling</w:t>
             </w:r>
           </w:p>
         </w:tc>
@@ -3393,7 +3411,6 @@
         <w:pStyle w:val="Heading3"/>
       </w:pPr>
       <w:r>
-        <w:lastRenderedPageBreak/>
         <w:t>Junk Items</w:t>
       </w:r>
     </w:p>
@@ -3461,9 +3478,1025 @@
       </w:r>
     </w:p>
     <w:p>
+      <w:pPr>
+        <w:pStyle w:val="Heading2"/>
+      </w:pPr>
       <w:r>
         <w:lastRenderedPageBreak/>
-        <w:t>Crafting Items</w:t>
+        <w:t>Ingredients</w:t>
+      </w:r>
+    </w:p>
+    <w:p>
+      <w:r>
+        <w:t>Ingredients are aqcuired via loot, rewards, dialogue, or shopping.</w:t>
+      </w:r>
+    </w:p>
+    <w:p>
+      <w:r>
+        <w:t>Elements: Fire, cold, energy, poison, psychic</w:t>
+      </w:r>
+    </w:p>
+    <w:p>
+      <w:pPr>
+        <w:pStyle w:val="ListParagraph"/>
+        <w:numPr>
+          <w:ilvl w:val="0"/>
+          <w:numId w:val="47"/>
+        </w:numPr>
+      </w:pPr>
+      <w:r>
+        <w:rPr>
+          <w:u w:val="single"/>
+        </w:rPr>
+        <w:t>Redcap</w:t>
+      </w:r>
+      <w:r>
+        <w:t>: A poisonous mushroom.</w:t>
+      </w:r>
+    </w:p>
+    <w:p>
+      <w:pPr>
+        <w:pStyle w:val="ListParagraph"/>
+        <w:numPr>
+          <w:ilvl w:val="1"/>
+          <w:numId w:val="47"/>
+        </w:numPr>
+      </w:pPr>
+      <w:r>
+        <w:t>Poison</w:t>
+      </w:r>
+    </w:p>
+    <w:p>
+      <w:pPr>
+        <w:pStyle w:val="ListParagraph"/>
+        <w:numPr>
+          <w:ilvl w:val="0"/>
+          <w:numId w:val="47"/>
+        </w:numPr>
+      </w:pPr>
+      <w:r>
+        <w:rPr>
+          <w:u w:val="single"/>
+        </w:rPr>
+        <w:t>Plant Fiber</w:t>
+      </w:r>
+      <w:r>
+        <w:t>: Sturdy fibers, good for textiles or rope.</w:t>
+      </w:r>
+    </w:p>
+    <w:p>
+      <w:pPr>
+        <w:pStyle w:val="ListParagraph"/>
+        <w:numPr>
+          <w:ilvl w:val="1"/>
+          <w:numId w:val="47"/>
+        </w:numPr>
+      </w:pPr>
+      <w:r>
+        <w:t>P</w:t>
+      </w:r>
+      <w:r>
+        <w:t xml:space="preserve">oultices, textiles </w:t>
+      </w:r>
+    </w:p>
+    <w:p>
+      <w:pPr>
+        <w:pStyle w:val="ListParagraph"/>
+        <w:numPr>
+          <w:ilvl w:val="0"/>
+          <w:numId w:val="47"/>
+        </w:numPr>
+      </w:pPr>
+      <w:r>
+        <w:rPr>
+          <w:u w:val="single"/>
+        </w:rPr>
+        <w:t>Bell Blossom</w:t>
+      </w:r>
+      <w:r>
+        <w:t>: A flower known for its healing properties.</w:t>
+      </w:r>
+    </w:p>
+    <w:p>
+      <w:pPr>
+        <w:pStyle w:val="ListParagraph"/>
+        <w:numPr>
+          <w:ilvl w:val="1"/>
+          <w:numId w:val="47"/>
+        </w:numPr>
+      </w:pPr>
+      <w:r>
+        <w:t>Health regeneration</w:t>
+      </w:r>
+    </w:p>
+    <w:p>
+      <w:pPr>
+        <w:pStyle w:val="ListParagraph"/>
+        <w:numPr>
+          <w:ilvl w:val="0"/>
+          <w:numId w:val="47"/>
+        </w:numPr>
+      </w:pPr>
+      <w:r>
+        <w:rPr>
+          <w:u w:val="single"/>
+        </w:rPr>
+        <w:t>Mugwort</w:t>
+      </w:r>
+      <w:r>
+        <w:t>: A flower known for it’s arcane properties.</w:t>
+      </w:r>
+    </w:p>
+    <w:p>
+      <w:pPr>
+        <w:pStyle w:val="ListParagraph"/>
+        <w:numPr>
+          <w:ilvl w:val="1"/>
+          <w:numId w:val="47"/>
+        </w:numPr>
+      </w:pPr>
+      <w:r>
+        <w:t>Mana regeneration</w:t>
+      </w:r>
+    </w:p>
+    <w:p>
+      <w:pPr>
+        <w:pStyle w:val="ListParagraph"/>
+        <w:numPr>
+          <w:ilvl w:val="0"/>
+          <w:numId w:val="47"/>
+        </w:numPr>
+      </w:pPr>
+      <w:r>
+        <w:rPr>
+          <w:u w:val="single"/>
+        </w:rPr>
+        <w:t>Meltwater</w:t>
+      </w:r>
+      <w:r>
+        <w:t>: A vial of</w:t>
+      </w:r>
+      <w:r>
+        <w:t xml:space="preserve"> clear</w:t>
+      </w:r>
+      <w:r>
+        <w:t xml:space="preserve"> glacier water for making chemical solutions.</w:t>
+      </w:r>
+    </w:p>
+    <w:p>
+      <w:pPr>
+        <w:pStyle w:val="ListParagraph"/>
+        <w:numPr>
+          <w:ilvl w:val="1"/>
+          <w:numId w:val="47"/>
+        </w:numPr>
+      </w:pPr>
+      <w:r>
+        <w:t>Vials</w:t>
+      </w:r>
+      <w:r>
+        <w:t>, water</w:t>
+      </w:r>
+    </w:p>
+    <w:p>
+      <w:pPr>
+        <w:pStyle w:val="ListParagraph"/>
+        <w:numPr>
+          <w:ilvl w:val="0"/>
+          <w:numId w:val="47"/>
+        </w:numPr>
+      </w:pPr>
+      <w:r>
+        <w:rPr>
+          <w:u w:val="single"/>
+        </w:rPr>
+        <w:t>Machine Part</w:t>
+      </w:r>
+      <w:r>
+        <w:t>: A component from a machine, not easily reproduced.</w:t>
+      </w:r>
+    </w:p>
+    <w:p>
+      <w:pPr>
+        <w:pStyle w:val="ListParagraph"/>
+        <w:numPr>
+          <w:ilvl w:val="1"/>
+          <w:numId w:val="47"/>
+        </w:numPr>
+      </w:pPr>
+      <w:r>
+        <w:t>Gadgets</w:t>
+      </w:r>
+    </w:p>
+    <w:p>
+      <w:pPr>
+        <w:pStyle w:val="ListParagraph"/>
+        <w:numPr>
+          <w:ilvl w:val="0"/>
+          <w:numId w:val="47"/>
+        </w:numPr>
+      </w:pPr>
+      <w:r>
+        <w:rPr>
+          <w:u w:val="single"/>
+        </w:rPr>
+        <w:t>Coal</w:t>
+      </w:r>
+      <w:r>
+        <w:t>: A chunk of black</w:t>
+      </w:r>
+      <w:r>
+        <w:t xml:space="preserve"> rock, </w:t>
+      </w:r>
+      <w:r>
+        <w:t xml:space="preserve">burned </w:t>
+      </w:r>
+      <w:r>
+        <w:t>to provide heat or energy.</w:t>
+      </w:r>
+    </w:p>
+    <w:p>
+      <w:pPr>
+        <w:pStyle w:val="ListParagraph"/>
+        <w:numPr>
+          <w:ilvl w:val="1"/>
+          <w:numId w:val="47"/>
+        </w:numPr>
+      </w:pPr>
+      <w:r>
+        <w:t xml:space="preserve">Energy, </w:t>
+      </w:r>
+      <w:r>
+        <w:t>fire</w:t>
+      </w:r>
+      <w:r>
+        <w:t>, fuel</w:t>
+      </w:r>
+    </w:p>
+    <w:p>
+      <w:pPr>
+        <w:pStyle w:val="ListParagraph"/>
+        <w:numPr>
+          <w:ilvl w:val="0"/>
+          <w:numId w:val="47"/>
+        </w:numPr>
+      </w:pPr>
+      <w:r>
+        <w:rPr>
+          <w:u w:val="single"/>
+        </w:rPr>
+        <w:t>Bone</w:t>
+      </w:r>
+      <w:r>
+        <w:t xml:space="preserve">: </w:t>
+      </w:r>
+      <w:r>
+        <w:t>White and b</w:t>
+      </w:r>
+      <w:r>
+        <w:t xml:space="preserve">rittle, </w:t>
+      </w:r>
+      <w:r>
+        <w:t>s</w:t>
+      </w:r>
+      <w:r>
+        <w:t>omething died so you could have this.</w:t>
+      </w:r>
+    </w:p>
+    <w:p>
+      <w:pPr>
+        <w:pStyle w:val="ListParagraph"/>
+        <w:numPr>
+          <w:ilvl w:val="1"/>
+          <w:numId w:val="47"/>
+        </w:numPr>
+      </w:pPr>
+      <w:r>
+        <w:t>Psychic, weapons</w:t>
+      </w:r>
+    </w:p>
+    <w:p>
+      <w:pPr>
+        <w:pStyle w:val="ListParagraph"/>
+        <w:numPr>
+          <w:ilvl w:val="0"/>
+          <w:numId w:val="47"/>
+        </w:numPr>
+      </w:pPr>
+      <w:r>
+        <w:rPr>
+          <w:u w:val="single"/>
+        </w:rPr>
+        <w:t>Metal</w:t>
+      </w:r>
+      <w:r>
+        <w:rPr>
+          <w:u w:val="single"/>
+        </w:rPr>
+        <w:t xml:space="preserve"> Scrap</w:t>
+      </w:r>
+      <w:r>
+        <w:t>: Crude but strong, could be melted down and reshaped.</w:t>
+      </w:r>
+    </w:p>
+    <w:p>
+      <w:pPr>
+        <w:pStyle w:val="ListParagraph"/>
+        <w:numPr>
+          <w:ilvl w:val="1"/>
+          <w:numId w:val="47"/>
+        </w:numPr>
+      </w:pPr>
+      <w:r>
+        <w:t>Gadgets</w:t>
+      </w:r>
+      <w:r>
+        <w:t>, armor</w:t>
+      </w:r>
+    </w:p>
+    <w:p>
+      <w:pPr>
+        <w:pStyle w:val="ListParagraph"/>
+        <w:numPr>
+          <w:ilvl w:val="0"/>
+          <w:numId w:val="47"/>
+        </w:numPr>
+      </w:pPr>
+      <w:r>
+        <w:rPr>
+          <w:u w:val="single"/>
+        </w:rPr>
+        <w:t>Leather</w:t>
+      </w:r>
+      <w:r>
+        <w:t>: Useful for textiles that can withstand weather and angry animals</w:t>
+      </w:r>
+      <w:r>
+        <w:t>.</w:t>
+      </w:r>
+    </w:p>
+    <w:p>
+      <w:pPr>
+        <w:pStyle w:val="ListParagraph"/>
+        <w:numPr>
+          <w:ilvl w:val="1"/>
+          <w:numId w:val="47"/>
+        </w:numPr>
+      </w:pPr>
+      <w:r>
+        <w:t>Armor</w:t>
+      </w:r>
+    </w:p>
+    <w:p>
+      <w:pPr>
+        <w:pStyle w:val="ListParagraph"/>
+        <w:numPr>
+          <w:ilvl w:val="0"/>
+          <w:numId w:val="47"/>
+        </w:numPr>
+      </w:pPr>
+      <w:r>
+        <w:rPr>
+          <w:u w:val="single"/>
+        </w:rPr>
+        <w:t>Fur Scrap</w:t>
+      </w:r>
+      <w:r>
+        <w:t xml:space="preserve">: </w:t>
+      </w:r>
+      <w:r>
+        <w:t>Useful for textiles that can withstand cold.</w:t>
+      </w:r>
+    </w:p>
+    <w:p>
+      <w:pPr>
+        <w:pStyle w:val="ListParagraph"/>
+        <w:numPr>
+          <w:ilvl w:val="1"/>
+          <w:numId w:val="47"/>
+        </w:numPr>
+      </w:pPr>
+      <w:r>
+        <w:t xml:space="preserve">Armor, </w:t>
+      </w:r>
+      <w:r>
+        <w:t>c</w:t>
+      </w:r>
+      <w:r>
+        <w:t>old</w:t>
+      </w:r>
+    </w:p>
+    <w:p>
+      <w:pPr>
+        <w:pStyle w:val="ListParagraph"/>
+        <w:numPr>
+          <w:ilvl w:val="0"/>
+          <w:numId w:val="47"/>
+        </w:numPr>
+      </w:pPr>
+      <w:r>
+        <w:rPr>
+          <w:u w:val="single"/>
+        </w:rPr>
+        <w:t>Wood</w:t>
+      </w:r>
+      <w:r>
+        <w:t>: Burns bright, and can be whittled into different shapes.</w:t>
+      </w:r>
+    </w:p>
+    <w:p>
+      <w:pPr>
+        <w:pStyle w:val="ListParagraph"/>
+        <w:numPr>
+          <w:ilvl w:val="1"/>
+          <w:numId w:val="47"/>
+        </w:numPr>
+      </w:pPr>
+      <w:r>
+        <w:t>Energy</w:t>
+      </w:r>
+    </w:p>
+    <w:p>
+      <w:pPr>
+        <w:pStyle w:val="ListParagraph"/>
+        <w:numPr>
+          <w:ilvl w:val="0"/>
+          <w:numId w:val="47"/>
+        </w:numPr>
+      </w:pPr>
+      <w:r>
+        <w:rPr>
+          <w:u w:val="single"/>
+        </w:rPr>
+        <w:t>Sapphire</w:t>
+      </w:r>
+      <w:r>
+        <w:t>: A rare, teal gemstone. Probably worth a pretty penny.</w:t>
+      </w:r>
+    </w:p>
+    <w:p>
+      <w:pPr>
+        <w:pStyle w:val="ListParagraph"/>
+        <w:numPr>
+          <w:ilvl w:val="1"/>
+          <w:numId w:val="47"/>
+        </w:numPr>
+      </w:pPr>
+      <w:r>
+        <w:t>Psychic</w:t>
+      </w:r>
+    </w:p>
+    <w:p>
+      <w:pPr>
+        <w:pStyle w:val="ListParagraph"/>
+        <w:numPr>
+          <w:ilvl w:val="0"/>
+          <w:numId w:val="47"/>
+        </w:numPr>
+      </w:pPr>
+      <w:r>
+        <w:rPr>
+          <w:u w:val="single"/>
+        </w:rPr>
+        <w:t>Quartz</w:t>
+      </w:r>
+      <w:r>
+        <w:t>: This common gemstone is pretty to look at.</w:t>
+      </w:r>
+    </w:p>
+    <w:p>
+      <w:pPr>
+        <w:pStyle w:val="ListParagraph"/>
+        <w:numPr>
+          <w:ilvl w:val="1"/>
+          <w:numId w:val="47"/>
+        </w:numPr>
+      </w:pPr>
+      <w:r>
+        <w:t>Psychic</w:t>
+      </w:r>
+    </w:p>
+    <w:p>
+      <w:pPr>
+        <w:pStyle w:val="ListParagraph"/>
+        <w:numPr>
+          <w:ilvl w:val="0"/>
+          <w:numId w:val="47"/>
+        </w:numPr>
+      </w:pPr>
+      <w:r>
+        <w:rPr>
+          <w:u w:val="single"/>
+        </w:rPr>
+        <w:t>Iron</w:t>
+      </w:r>
+      <w:r>
+        <w:t xml:space="preserve">: </w:t>
+      </w:r>
+      <w:r>
+        <w:t xml:space="preserve">A </w:t>
+      </w:r>
+      <w:r>
+        <w:t>common</w:t>
+      </w:r>
+      <w:r>
+        <w:t>,</w:t>
+      </w:r>
+      <w:r>
+        <w:t xml:space="preserve"> silver-gray </w:t>
+      </w:r>
+      <w:r>
+        <w:t>ore.</w:t>
+      </w:r>
+    </w:p>
+    <w:p>
+      <w:pPr>
+        <w:pStyle w:val="ListParagraph"/>
+        <w:numPr>
+          <w:ilvl w:val="1"/>
+          <w:numId w:val="47"/>
+        </w:numPr>
+      </w:pPr>
+      <w:r>
+        <w:t>Weapons</w:t>
+      </w:r>
+      <w:r>
+        <w:br w:type="page"/>
+      </w:r>
+    </w:p>
+    <w:p>
+      <w:pPr>
+        <w:pStyle w:val="Heading2"/>
+      </w:pPr>
+      <w:r>
+        <w:lastRenderedPageBreak/>
+        <w:t>Recipes</w:t>
+      </w:r>
+    </w:p>
+    <w:p>
+      <w:r>
+        <w:rPr>
+          <w:u w:val="single"/>
+        </w:rPr>
+        <w:t>Poultice</w:t>
+      </w:r>
+      <w:r>
+        <w:t>: A soothing paste of crushed medicinal herbs.</w:t>
+      </w:r>
+    </w:p>
+    <w:p>
+      <w:pPr>
+        <w:pStyle w:val="ListParagraph"/>
+        <w:numPr>
+          <w:ilvl w:val="0"/>
+          <w:numId w:val="46"/>
+        </w:numPr>
+      </w:pPr>
+      <w:r>
+        <w:rPr>
+          <w:u w:val="single"/>
+        </w:rPr>
+        <w:t>Ingredients</w:t>
+      </w:r>
+      <w:r>
+        <w:t>: Plant Fiber, Bell Blossom (2)</w:t>
+      </w:r>
+    </w:p>
+    <w:p>
+      <w:pPr>
+        <w:pStyle w:val="ListParagraph"/>
+        <w:numPr>
+          <w:ilvl w:val="0"/>
+          <w:numId w:val="46"/>
+        </w:numPr>
+      </w:pPr>
+      <w:r>
+        <w:rPr>
+          <w:u w:val="single"/>
+        </w:rPr>
+        <w:t>Use Poultice</w:t>
+      </w:r>
+      <w:r>
+        <w:rPr>
+          <w:rFonts w:ascii="Segoe UI Symbol" w:hAnsi="Segoe UI Symbol" w:cs="Segoe UI Symbol"/>
+        </w:rPr>
+        <w:t>: ◉</w:t>
+      </w:r>
+      <w:r>
+        <w:rPr>
+          <w:rFonts w:ascii="Segoe UI" w:hAnsi="Segoe UI" w:cs="Segoe UI"/>
+        </w:rPr>
+        <w:t xml:space="preserve">○○ </w:t>
+      </w:r>
+      <w:r>
+        <w:rPr>
+          <w:rFonts w:cs="Cambria Math"/>
+        </w:rPr>
+        <w:t>0</w:t>
+      </w:r>
+      <w:r>
+        <w:rPr>
+          <w:rFonts w:ascii="Cambria Math" w:hAnsi="Cambria Math" w:cs="Cambria Math"/>
+        </w:rPr>
+        <w:t xml:space="preserve">↻ </w:t>
+      </w:r>
+      <w:r>
+        <w:t xml:space="preserve">Replenish your Health by </w:t>
+      </w:r>
+      <w:r>
+        <w:rPr>
+          <w:i/>
+          <w:iCs/>
+        </w:rPr>
+        <w:t xml:space="preserve">20 + </w:t>
+      </w:r>
+      <w:r>
+        <w:rPr>
+          <w:i/>
+          <w:iCs/>
+        </w:rPr>
+        <w:t>(Medicine)D6</w:t>
+      </w:r>
+    </w:p>
+    <w:p>
+      <w:pPr>
+        <w:pStyle w:val="ListParagraph"/>
+        <w:numPr>
+          <w:ilvl w:val="0"/>
+          <w:numId w:val="46"/>
+        </w:numPr>
+      </w:pPr>
+      <w:r>
+        <w:rPr>
+          <w:u w:val="single"/>
+        </w:rPr>
+        <w:t>Variations</w:t>
+      </w:r>
+      <w:r>
+        <w:t>: Major Poultice, Greater Poultice</w:t>
+      </w:r>
+    </w:p>
+    <w:p>
+      <w:r>
+        <w:rPr>
+          <w:u w:val="single"/>
+        </w:rPr>
+        <w:t>Tonic</w:t>
+      </w:r>
+      <w:r>
+        <w:t>: A vial of bitter-tasting but invigorating stimulant.</w:t>
+      </w:r>
+    </w:p>
+    <w:p>
+      <w:pPr>
+        <w:pStyle w:val="ListParagraph"/>
+        <w:numPr>
+          <w:ilvl w:val="0"/>
+          <w:numId w:val="46"/>
+        </w:numPr>
+      </w:pPr>
+      <w:r>
+        <w:rPr>
+          <w:u w:val="single"/>
+        </w:rPr>
+        <w:t>Ingredients</w:t>
+      </w:r>
+      <w:r>
+        <w:t>: Meltwater, Mugwort (2)</w:t>
+      </w:r>
+    </w:p>
+    <w:p>
+      <w:pPr>
+        <w:pStyle w:val="ListParagraph"/>
+        <w:numPr>
+          <w:ilvl w:val="0"/>
+          <w:numId w:val="46"/>
+        </w:numPr>
+      </w:pPr>
+      <w:r>
+        <w:rPr>
+          <w:u w:val="single"/>
+        </w:rPr>
+        <w:t xml:space="preserve">Use </w:t>
+      </w:r>
+      <w:r>
+        <w:rPr>
+          <w:u w:val="single"/>
+        </w:rPr>
+        <w:t>Tonic</w:t>
+      </w:r>
+      <w:r>
+        <w:rPr>
+          <w:rFonts w:ascii="Segoe UI Symbol" w:hAnsi="Segoe UI Symbol" w:cs="Segoe UI Symbol"/>
+        </w:rPr>
+        <w:t>: ◉</w:t>
+      </w:r>
+      <w:r>
+        <w:rPr>
+          <w:rFonts w:ascii="Segoe UI" w:hAnsi="Segoe UI" w:cs="Segoe UI"/>
+        </w:rPr>
+        <w:t xml:space="preserve">○○ </w:t>
+      </w:r>
+      <w:r>
+        <w:rPr>
+          <w:rFonts w:cs="Cambria Math"/>
+        </w:rPr>
+        <w:t>0</w:t>
+      </w:r>
+      <w:r>
+        <w:rPr>
+          <w:rFonts w:ascii="Cambria Math" w:hAnsi="Cambria Math" w:cs="Cambria Math"/>
+        </w:rPr>
+        <w:t xml:space="preserve">↻ </w:t>
+      </w:r>
+      <w:r>
+        <w:t xml:space="preserve">Replenish your Mana by </w:t>
+      </w:r>
+      <w:r>
+        <w:rPr>
+          <w:i/>
+          <w:iCs/>
+        </w:rPr>
+        <w:t xml:space="preserve">20 + </w:t>
+      </w:r>
+      <w:r>
+        <w:rPr>
+          <w:i/>
+          <w:iCs/>
+        </w:rPr>
+        <w:t>(Conduit)D6</w:t>
+      </w:r>
+    </w:p>
+    <w:p>
+      <w:pPr>
+        <w:pStyle w:val="ListParagraph"/>
+        <w:numPr>
+          <w:ilvl w:val="0"/>
+          <w:numId w:val="46"/>
+        </w:numPr>
+      </w:pPr>
+      <w:r>
+        <w:rPr>
+          <w:u w:val="single"/>
+        </w:rPr>
+        <w:t>Variations</w:t>
+      </w:r>
+      <w:r>
+        <w:t>: Major Tonic, Greater Tonic</w:t>
+      </w:r>
+    </w:p>
+    <w:p>
+      <w:r>
+        <w:rPr>
+          <w:u w:val="single"/>
+        </w:rPr>
+        <w:t>Poison</w:t>
+      </w:r>
+      <w:r>
+        <w:t>: A vial of toxic liquid.</w:t>
+      </w:r>
+    </w:p>
+    <w:p>
+      <w:pPr>
+        <w:pStyle w:val="ListParagraph"/>
+        <w:numPr>
+          <w:ilvl w:val="0"/>
+          <w:numId w:val="46"/>
+        </w:numPr>
+      </w:pPr>
+      <w:r>
+        <w:rPr>
+          <w:u w:val="single"/>
+        </w:rPr>
+        <w:t>Ingredients</w:t>
+      </w:r>
+      <w:r>
+        <w:t>: Meltwater, Redcap (2)</w:t>
+      </w:r>
+    </w:p>
+    <w:p>
+      <w:pPr>
+        <w:pStyle w:val="ListParagraph"/>
+        <w:numPr>
+          <w:ilvl w:val="0"/>
+          <w:numId w:val="46"/>
+        </w:numPr>
+      </w:pPr>
+      <w:r>
+        <w:rPr>
+          <w:u w:val="single"/>
+        </w:rPr>
+        <w:t>Coat Weapon</w:t>
+      </w:r>
+      <w:r>
+        <w:rPr>
+          <w:rFonts w:ascii="Segoe UI Symbol" w:hAnsi="Segoe UI Symbol" w:cs="Segoe UI Symbol"/>
+        </w:rPr>
+        <w:t>: ◉</w:t>
+      </w:r>
+      <w:r>
+        <w:rPr>
+          <w:rFonts w:ascii="Segoe UI" w:hAnsi="Segoe UI" w:cs="Segoe UI"/>
+        </w:rPr>
+        <w:t xml:space="preserve">○○ </w:t>
+      </w:r>
+      <w:r>
+        <w:rPr>
+          <w:rFonts w:cs="Cambria Math"/>
+        </w:rPr>
+        <w:t>0</w:t>
+      </w:r>
+      <w:r>
+        <w:rPr>
+          <w:rFonts w:ascii="Cambria Math" w:hAnsi="Cambria Math" w:cs="Cambria Math"/>
+        </w:rPr>
+        <w:t xml:space="preserve">↻ </w:t>
+      </w:r>
+      <w:r>
+        <w:t>Apply a Poison Damage Effect to the equipped weapon. (5 Poison Damage)/</w:t>
+      </w:r>
+      <w:r>
+        <w:rPr>
+          <w:rFonts w:ascii="Cambria Math" w:hAnsi="Cambria Math" w:cs="Cambria Math"/>
+        </w:rPr>
+        <w:t>↻</w:t>
+      </w:r>
+      <w:r>
+        <w:rPr>
+          <w:rFonts w:ascii="Cambria Math" w:hAnsi="Cambria Math" w:cs="Cambria Math"/>
+        </w:rPr>
+        <w:t>,</w:t>
+      </w:r>
+      <w:r>
+        <w:t xml:space="preserve"> </w:t>
+      </w:r>
+      <w:r>
+        <w:rPr>
+          <w:rFonts w:cs="Cambria Math"/>
+        </w:rPr>
+        <w:t>3</w:t>
+      </w:r>
+      <w:r>
+        <w:rPr>
+          <w:rFonts w:ascii="Cambria Math" w:hAnsi="Cambria Math" w:cs="Cambria Math"/>
+        </w:rPr>
+        <w:t>↻</w:t>
+      </w:r>
+    </w:p>
+    <w:p>
+      <w:pPr>
+        <w:pStyle w:val="ListParagraph"/>
+        <w:numPr>
+          <w:ilvl w:val="0"/>
+          <w:numId w:val="46"/>
+        </w:numPr>
+      </w:pPr>
+      <w:r>
+        <w:rPr>
+          <w:u w:val="single"/>
+        </w:rPr>
+        <w:t>Variations</w:t>
+      </w:r>
+      <w:r>
+        <w:t>: Major Poison, Greater Poison</w:t>
+      </w:r>
+    </w:p>
+    <w:p>
+      <w:r>
+        <w:rPr>
+          <w:u w:val="single"/>
+        </w:rPr>
+        <w:t>Scrap Plates</w:t>
+      </w:r>
+      <w:r>
+        <w:t>: Temporary armor strapped in half-plate fashion, good for one encounter.</w:t>
+      </w:r>
+    </w:p>
+    <w:p>
+      <w:pPr>
+        <w:pStyle w:val="ListParagraph"/>
+        <w:numPr>
+          <w:ilvl w:val="0"/>
+          <w:numId w:val="48"/>
+        </w:numPr>
+      </w:pPr>
+      <w:r>
+        <w:rPr>
+          <w:u w:val="single"/>
+        </w:rPr>
+        <w:t>Ingredients</w:t>
+      </w:r>
+      <w:r>
+        <w:t>: Scrap Metal, Leather, Plant Fiber (2)</w:t>
+      </w:r>
+    </w:p>
+    <w:p>
+      <w:pPr>
+        <w:pStyle w:val="ListParagraph"/>
+        <w:numPr>
+          <w:ilvl w:val="0"/>
+          <w:numId w:val="48"/>
+        </w:numPr>
+      </w:pPr>
+      <w:r>
+        <w:rPr>
+          <w:u w:val="single"/>
+        </w:rPr>
+        <w:t>Use Plating</w:t>
+      </w:r>
+      <w:r>
+        <w:rPr>
+          <w:rFonts w:ascii="Segoe UI Symbol" w:hAnsi="Segoe UI Symbol" w:cs="Segoe UI Symbol"/>
+        </w:rPr>
+        <w:t>: ◉◉◉</w:t>
+      </w:r>
+      <w:r>
+        <w:rPr>
+          <w:rFonts w:ascii="Segoe UI" w:hAnsi="Segoe UI" w:cs="Segoe UI"/>
+        </w:rPr>
+        <w:t xml:space="preserve"> </w:t>
+      </w:r>
+      <w:r>
+        <w:rPr>
+          <w:rFonts w:cs="Cambria Math"/>
+        </w:rPr>
+        <w:t>0</w:t>
+      </w:r>
+      <w:r>
+        <w:rPr>
+          <w:rFonts w:ascii="Cambria Math" w:hAnsi="Cambria Math" w:cs="Cambria Math"/>
+        </w:rPr>
+        <w:t xml:space="preserve">↻ </w:t>
+      </w:r>
+      <w:r>
+        <w:t xml:space="preserve">Increase your Guard by </w:t>
+      </w:r>
+      <w:r>
+        <w:rPr>
+          <w:i/>
+          <w:iCs/>
+        </w:rPr>
+        <w:t xml:space="preserve">60 + </w:t>
+      </w:r>
+      <w:r>
+        <w:rPr>
+          <w:i/>
+          <w:iCs/>
+        </w:rPr>
+        <w:t xml:space="preserve">5 </w:t>
+      </w:r>
+      <w:r>
+        <w:rPr>
+          <w:i/>
+          <w:iCs/>
+        </w:rPr>
+        <w:t xml:space="preserve">× </w:t>
+      </w:r>
+      <w:r>
+        <w:rPr>
+          <w:i/>
+          <w:iCs/>
+        </w:rPr>
+        <w:t>Enduranc</w:t>
+      </w:r>
+      <w:r>
+        <w:rPr>
+          <w:i/>
+          <w:iCs/>
+        </w:rPr>
+        <w:t>e</w:t>
+      </w:r>
+    </w:p>
+    <w:p>
+      <w:pPr>
+        <w:pStyle w:val="ListParagraph"/>
+        <w:numPr>
+          <w:ilvl w:val="0"/>
+          <w:numId w:val="48"/>
+        </w:numPr>
+      </w:pPr>
+      <w:r>
+        <w:rPr>
+          <w:u w:val="single"/>
+        </w:rPr>
+        <w:t>Variations</w:t>
+      </w:r>
+      <w:r>
+        <w:t xml:space="preserve">: </w:t>
+      </w:r>
+      <w:r>
+        <w:t>Fitted Plates,  Forged Plates</w:t>
+      </w:r>
+    </w:p>
+    <w:p>
+      <w:r>
+        <w:rPr>
+          <w:u w:val="single"/>
+        </w:rPr>
+        <w:t>Tattoos</w:t>
+      </w:r>
+      <w:r>
+        <w:t>? (Idea to replace Scrap Plates)</w:t>
       </w:r>
     </w:p>
     <w:sectPr>
@@ -8973,7 +10006,7 @@
         <w:rFonts w:ascii="Symbol" w:hAnsi="Symbol" w:hint="default"/>
       </w:rPr>
     </w:lvl>
-    <w:lvl w:ilvl="1" w:tplc="04090003" w:tentative="1">
+    <w:lvl w:ilvl="1" w:tplc="04090003">
       <w:start w:val="1"/>
       <w:numFmt w:val="bullet"/>
       <w:lvlText w:val="o"/>

--- a/design/items/items-and-crafting.docx
+++ b/design/items/items-and-crafting.docx
@@ -3787,16 +3787,16 @@
         <w:rPr>
           <w:u w:val="single"/>
         </w:rPr>
-        <w:t>Metal</w:t>
-      </w:r>
-      <w:r>
-        <w:rPr>
-          <w:u w:val="single"/>
-        </w:rPr>
-        <w:t xml:space="preserve"> Scrap</w:t>
-      </w:r>
-      <w:r>
-        <w:t>: Crude but strong, could be melted down and reshaped.</w:t>
+        <w:t>Scrap</w:t>
+      </w:r>
+      <w:r>
+        <w:t>: Crude but strong</w:t>
+      </w:r>
+      <w:r>
+        <w:t xml:space="preserve"> metal</w:t>
+      </w:r>
+      <w:r>
+        <w:t>, could be melted down and reshaped.</w:t>
       </w:r>
     </w:p>
     <w:p>
